--- a/javoblar/016.docx
+++ b/javoblar/016.docx
@@ -165,7 +165,7 @@
         <w:spacing w:after="40"/>
       </w:pPr>
       <w:r>
-        <w:t xml:space="preserve">Umumiy epidemiologiya. Oliy tibbiy ta'lim darsligi. — Toshkent: Tibbiyot nashriyoti. (L.V. Gromashevskiy tasnifi.)</w:t>
+        <w:t xml:space="preserve">Mirtazayev O.M., Zuyeva L.P., Matnazarova G.S. Epidemiologiya. — Toshkent, 2016.</w:t>
       </w:r>
     </w:p>
     <w:p>
@@ -178,7 +178,20 @@
         <w:spacing w:after="40"/>
       </w:pPr>
       <w:r>
-        <w:t xml:space="preserve">World Health Organization. Infectious disease control measures by transmission route. URL: https://www.who.int</w:t>
+        <w:t xml:space="preserve">Gromashevskiy L.V. Yuqumli kasalliklar tasnifi (umumiy epidemiologiya).</w:t>
+      </w:r>
+    </w:p>
+    <w:p>
+      <w:pPr>
+        <w:pStyle w:val="ListParagraph"/>
+        <w:numPr>
+          <w:ilvl w:val="0"/>
+          <w:numId w:val="2"/>
+        </w:numPr>
+        <w:spacing w:after="40"/>
+      </w:pPr>
+      <w:r>
+        <w:t xml:space="preserve">Heymann D.L. (ed.). Control of Communicable Diseases Manual, 20th ed. Washington: APHA.</w:t>
       </w:r>
     </w:p>
     <w:sectPr>

--- a/javoblar/016.docx
+++ b/javoblar/016.docx
@@ -8,7 +8,7 @@
         <w:spacing w:after="200"/>
       </w:pPr>
       <w:r>
-        <w:t xml:space="preserve">16. Yuqumli kasalliklarning yuqish yo'llari bo'yicha klassifikatsiyasi, va epidemiyaga qarshi choralar</w:t>
+        <w:t xml:space="preserve">16. Boshqariluvchi yuqumli kasalliklar haqida ma'lumot, Milliy emlash kalendari</w:t>
       </w:r>
     </w:p>
     <w:p>
@@ -17,7 +17,7 @@
         <w:jc w:val="both"/>
       </w:pPr>
       <w:r>
-        <w:t xml:space="preserve">Yuqumli kasalliklarni tasniflash epidemiologiyaning muhim nazariy asoslaridan biri bo'lib, u kasalliklarga qarshi kurash choralarini tizimli tashkil etishga xizmat qiladi. Eng keng tarqalgan va amaliy ahamiyatga ega tasnif — L.V. Gromashevskiy taklif etgan, yuqish mexanizmiga asoslangan tasnifdir. Bu tasnif qo'zg'atuvchining organizmdagi birlamchi joylashuvi va uning yuqish usuli o'rtasidagi qonuniy bog'liqlikka tayanadi. Tasnifning amaliy qiymati shundaki, u har bir guruh uchun eng samarali epidemiyaga qarshi choralar yo'nalishini belgilab beradi [1]. Gromashevskiy ta'limotining asosiy g'oyasi — yuqish mexanizmi tasodifiy emas, balki qo'zg'atuvchining organizmdagi joylashuvi bilan qat'iy bog'langan hodisa ekanligidir: ichakda joylashgan qo'zg'atuvchi fekal-oral, nafas yo'lida joylashgani aerozol yo'l bilan tarqaladi. Bu qonuniyat kasallikning klinik va epidemiologik xususiyatlarini oldindan bashorat qilish hamda tadbirlarni mantiqiy tanlash imkonini beradi. Aynan shu mantiqiy yaxlitlik tasnifni nazariy jihatdan ham, amaliy jihatdan ham qimmatli qiladi.</w:t>
+        <w:t xml:space="preserve">Boshqariladigan (vaksina bilan oldini olinadigan) yuqumli kasalliklar — maxsus profilaktika, ya'ni emlash yordamida ularning tarqalishini nazorat qilish, keskin kamaytirish yoki hatto butunlay yo'q qilish (eradikatsiya) mumkin bo'lgan kasalliklardir. Bunday kasalliklarga qarshi kurashning asosiy vositasi — immunprofilaktika bo'lib, u davlat tomonidan rejali tarzda, milliy emlash kalendari asosida amalga oshiriladi. Boshqariladigan infeksiyalarga difteriya, ko'kyo'tal, qoqshol, poliomielit, qizamiq, qizilcha, parotit, virusli gepatit B, sil, gemofil, pnevmokokk, rotavirus va inson papillomavirusi infeksiyalari kabilar kiradi [1][2]. Bu kasalliklar o'tmishda aholi, ayniqsa bolalar o'rtasida yuqori kasallanish, nogironlik va o'limga sabab bo'lgan; emlash joriy etilgandan so'ng esa ularning aksariyati keskin kamaygan. Bu — jamoat salomatligi tarixidagi eng katta yutuqlardan biri hisoblanadi.</w:t>
       </w:r>
     </w:p>
     <w:p>
@@ -26,7 +26,7 @@
         <w:spacing w:after="80" w:before="160"/>
       </w:pPr>
       <w:r>
-        <w:t xml:space="preserve">Gromashevskiy tasnifi</w:t>
+        <w:t xml:space="preserve">Boshqariladigan kasalliklarning xususiyatlari</w:t>
       </w:r>
     </w:p>
     <w:p>
@@ -35,7 +35,7 @@
         <w:jc w:val="both"/>
       </w:pPr>
       <w:r>
-        <w:t xml:space="preserve">Yuqish mexanizmiga ko'ra yuqumli kasalliklar to'rt asosiy guruhga bo'linadi. Birinchi guruh — ichak infeksiyalari (fekal-oral mexanizm): qo'zg'atuvchi ichakda joylashadi, najas orqali chiqadi va og'iz orqali kiradi (ich terlama, dizenteriya, vabo, virusli gepatit A, salmonellyoz). Ikkinchi guruh — nafas yo'llari infeksiyalari (aerozol-tomchi mexanizm): qo'zg'atuvchi nafas yo'llarida joylashadi (qizamiq, difteriya, gripp, ko'kyo'tal, meningokokk infeksiyasi, suvchechak). Uchinchi guruh — qon infeksiyalari (transmissiv mexanizm): qo'zg'atuvchi qonda bo'lib, qon so'ruvchi bo'g'imoyoqlilar orqali yuqadi (bezgak, toshbaqa ensefaliti, Qrim-Kongo gemorragik isitmasi, o'lat). To'rtinchi guruh — tashqi qoplam infeksiyalari (kontakt mexanizm): teri va shilliq qavatlar orqali, bevosita yoki bilvosita kontaktda yuqadi (quturish, kuydirgi, qoqshol, OIV, jinsiy yo'l bilan yuqadigan infeksiyalar) [1]. Har bir guruh ichida qo'zg'atuvchining tashqi muhitdagi chidamliligi va yuqish omillari turlicha bo'ladi, bu esa choralarni yanada aniqlashtirishni talab qiladi.</w:t>
+        <w:t xml:space="preserve">Bu kasalliklarning umumiy epidemiologik xususiyati — ularga qarshi samarali va xavfsiz vaksinaning mavjudligidir. Keng qamrovli emlash natijasida aholida jamoaviy immunitet shakllanadi va qo'zg'atuvchining uzatilishi uziladi. Masalan, poliomielit global darajada eradikatsiyaga yaqinlashtirildi, qizamiq va qizilcha esa bir qator mintaqalarda nazorat ostiga olindi. Biroq emlash qamrovining pasayishi bu kasalliklarning qaytadan avj olishiga olib keladi — buni so'nggi yillardagi qizamiq epidemiyalari tasdiqlaydi. Shu bois yuqori va barqaror emlash qamrovini ushlab turish boshqariladigan infeksiyalarga qarshi kurashning kalitidir [1]. Boshqariladigan infeksiyalar ichida nazorat darajalari farqlanadi: ayrimlari (poliomielit) global eradikatsiya maqsadiga ega, boshqalari (qizamiq, qizilcha) eliminatsiya (ma'lum hududda to'xtatish), uchinchilari esa (gepatit B, gemofil infeksiya) kasallanishni keskin kamaytirish darajasida nazorat qilinadi. Bu maqsadlar JSSTning global va mintaqaviy dasturlari doirasida belgilanadi va har bir mamlakat o'z kalendari orqali ularga erishishga harakat qiladi. Shunday qilib, milliy kalendar global sog'liqni saqlash maqsadlari bilan uyg'unlashtiriladi.</w:t>
       </w:r>
     </w:p>
     <w:p>
@@ -44,7 +44,7 @@
         <w:spacing w:after="80" w:before="160"/>
       </w:pPr>
       <w:r>
-        <w:t xml:space="preserve">Qo'shimcha tasniflar</w:t>
+        <w:t xml:space="preserve">Milliy emlash kalendari tushunchasi</w:t>
       </w:r>
     </w:p>
     <w:p>
@@ -53,7 +53,7 @@
         <w:jc w:val="both"/>
       </w:pPr>
       <w:r>
-        <w:t xml:space="preserve">Yuqish mexanizmiga asoslangan tasnifdan tashqari boshqa tasniflar ham mavjud. Infeksiya manbaiga ko'ra: antroponozlar (manba — odam), zoonozlar (manba — hayvon) va sapronozlar (manba — tashqi muhit). Qo'zg'atuvchi turiga ko'ra: bakterial, virusli, zamburug'li (mikozlar), protozoy va gelmint kasalliklari. Shuningdek, nazorat darajasiga ko'ra boshqariladigan (vaksina mavjud) va boshqarilmaydigan infeksiyalar ajratiladi. Bu tasniflar bir-birini to'ldiradi va kasallikni turli nuqtai nazardan tahlil qilish, shu asosda tadbirlarni to'g'ri rejalashtirish imkonini beradi [1]. Masalan, zoonoz transmissiv kasallik (o'lat) uchun ham yuqish mexanizmi (transmissiv), ham infeksiya manbai (kemiruvchilar), ham qo'zg'atuvchi turi (bakterial) tasniflari birgalikda tahlil qilinadi va bu kompleks yondashuv eng to'liq tadbirlar rejasini tuzishga yordam beradi. Shuningdek, ayrim kasalliklar bir nechta yuqish mexanizmiga ega bo'lishi mumkin (masalan, kuydirgi teri, nafas va ichak orqali yuqadi), bu esa tasniflashda yetakchi mexanizmni aniqlashni talab qiladi.</w:t>
+        <w:t xml:space="preserve">Milliy emlash kalendari — mamlakatda aholini qaysi yoshda, qaysi vaksina bilan va necha marta emlash kerakligini belgilovchi rasmiy hujjatdir. U epidemiologik vaziyat, kasalliklarning tarqalishi, vaksinalar mavjudligi va xalqaro (JSST) tavsiyalari asosida tuziladi va davlat tomonidan tasdiqlanadi. Kalendar barcha davlat tibbiyot muassasalari uchun majburiy bo'lib, u emlashni rejali, tizimli va bepul amalga oshirish imkonini beradi. O'zbekiston milliy emlash kalendari bir qator boshqariladigan infeksiyalarni qamrab oladi [2]. Kalendar davriy ravishda qayta ko'rib chiqiladi va epidemiologik vaziyat o'zgarishi, yangi vaksinalarning paydo bo'lishi yoki JSST tavsiyalarining yangilanishi bilan to'ldiriladi. Masalan, so'nggi yillarda ko'plab mamlakatlar kalendariga rotavirus, pnevmokokk va papillomavirusga qarshi vaksinalar kiritildi. Kalendardan tashqari, epidemik ko'rsatmalar bo'yicha qo'shimcha emlashlar (masalan, quturish, qoqsholga qarshi shoshilinch profilaktika, xavf guruhlari uchun maxsus vaksinalar) ham o'tkaziladi; ular rejali kalendarni to'ldiradi.</w:t>
       </w:r>
     </w:p>
     <w:p>
@@ -62,7 +62,7 @@
         <w:spacing w:after="80" w:before="160"/>
       </w:pPr>
       <w:r>
-        <w:t xml:space="preserve">Ichak va nafas yo'llari infeksiyalariga qarshi choralar</w:t>
+        <w:t xml:space="preserve">O'zbekiston milliy emlash kalendari</w:t>
       </w:r>
     </w:p>
     <w:p>
@@ -71,7 +71,16 @@
         <w:jc w:val="both"/>
       </w:pPr>
       <w:r>
-        <w:t xml:space="preserve">Ichak infeksiyalarida (fekal-oral mexanizm) epidemiyaga qarshi choralarning asosiy yo'nalishi — yuqish yo'llarini uzish: xavfsiz suv ta'minoti, kanalizatsiya, oziq-ovqat xavfsizligi, shaxsiy gigiyena va dezinfeksiya. Nafas yo'llari infeksiyalarida (aerozol mexanizm) esa yuqish yo'lini texnik uzish qiyin bo'lgani uchun asosiy e'tibor qabul qiluvchan organizmga — immunprofilaktikaga qaratiladi; qo'shimcha choralar: bemorni ajratish, shamollatish, niqob va muloqotdagilarni kuzatish. Boshqariladigan aerozol infeksiyalarda (qizamiq, difteriya) yuqori emlash qamrovi hal qiluvchi ahamiyatga ega [1][2].</w:t>
+        <w:t xml:space="preserve">O'zbekiston Respublikasida profilaktik emlashlar o'tkazish kalendar rejasiga ko'ra emlash quyidagi muddatlarda o'tkaziladi: hayotning 1-sutkasida — virusli gepatit B-ga qarshi birinchi doza (VGB-1); 2–5-kunlarda — silga qarshi BSJ-1; 2 oylikda — OPV-1, rotavirus (Roto-1), pentavalent (penta-1) va pnevmokokk (PNEVMO-1); 3 oylikda — OPV-2, Roto-2, penta-2, PNEVMO-2; 4 oylikda — OPV-3, penta-3 va IPV [1]. Bu birinchi yil davomidagi emlashlar bolani asosiy boshqariladigan infeksiyalardan himoyalaydi.</w:t>
+      </w:r>
+    </w:p>
+    <w:p>
+      <w:pPr>
+        <w:spacing w:after="120"/>
+        <w:jc w:val="both"/>
+      </w:pPr>
+      <w:r>
+        <w:t xml:space="preserve">Keyingi muddatlarda: 12 oylikda — qizamiq-parotit-qizilchaga qarshi QPQ-1 va PNEVMO-3; 16 oylikda — OPV-4 va AKDS-4; 6 yoshda — QPQ-2; 1-sinfda (7 yosh) — OPV-5 va ADS-M-5; 12–13 yoshda — inson papillomavirusiga qarshi vaksina (VPCH, faqat qizlar); 16 yoshda — ADS-M-6 emlanadi [1]. Kalendar izohiga ko'ra, IPV vaksinasi qo'llanilishi bilan tug'ruqxonalarda OPV-0 vaksinasi ishlatilmaydi [1]. Bu jadval bolalik va o'smirlik davrini qamrab olib, immunitetni bosqichma-bosqich mustahkamlaydi.</w:t>
       </w:r>
     </w:p>
     <w:p>
@@ -80,7 +89,7 @@
         <w:spacing w:after="80" w:before="160"/>
       </w:pPr>
       <w:r>
-        <w:t xml:space="preserve">Qon va tashqi qoplam infeksiyalariga qarshi choralar</w:t>
+        <w:t xml:space="preserve">Kalendar vaksinalarining qisqartmalari</w:t>
       </w:r>
     </w:p>
     <w:p>
@@ -89,7 +98,7 @@
         <w:jc w:val="both"/>
       </w:pPr>
       <w:r>
-        <w:t xml:space="preserve">Qon (transmissiv) infeksiyalarida asosiy chora — tashuvchi bo'g'imoyoqlilarga qarshi kurash (dezinseksiya), odamlarni chaqishdan himoyalash (repellentlar, to'rlar) va tabiiy o'choqlarni nazorat qilishdir; zoonoz transmissiv kasalliklarda qo'shimcha ravishda rezervuar hayvonlar ustidan nazorat o'rnatiladi. Tashqi qoplam (kontakt) infeksiyalarida esa choralar infeksiya manbaini bartaraf etish, shaxsiy himoya vositalari, dezinfeksiya, shoshilinch profilaktika (quturishga qarshi emlash, qoqsholga qarshi zardob) va xavfli xulq-atvorni o'zgartirishga (OIV profilaktikasi) qaratiladi. Har bir guruhda yetakchi yuqish omiliga ta'sir eng samarali hisoblanadi [1].</w:t>
+        <w:t xml:space="preserve">Kalendarda qo'llaniladigan asosiy vaksinalar: VGB — virusli gepatit B; BSJ — silga qarshi; OPV — poliomielitga qarshi tirik og'iz vaksinasi; IPV — inaktivlangan poliomielit vaksinasi; Roto — rotavirus (virusli diareya)ga qarshi; penta (pentavalent) — difteriya-ko'kyo'tal-qoqshol-gepatit B-XIB infeksiyasiga qarshi; PNEVMO — pnevmokokk infeksiyaga qarshi; QPQ — qizamiq-parotit-qizilchaga qarshi; AKDS — difteriya-ko'kyo'tal-qoqsholga qarshi; ADS-M — difteriya-qoqsholga qarshi; VPCH — inson papillomavirusiga qarshi [1]. Bu qisqartmalarni bilish amaliy ishda muhim, chunki tibbiy hujjatlar, emlash varaqalari va hisobotlarda aynan shu belgilar qo'llaniladi hamda ularni to'g'ri talqin qilish xatolarning oldini oladi.</w:t>
       </w:r>
     </w:p>
     <w:p>
@@ -98,7 +107,7 @@
         <w:spacing w:after="80" w:before="160"/>
       </w:pPr>
       <w:r>
-        <w:t xml:space="preserve">Choralarning umumiy yo'nalishlari</w:t>
+        <w:t xml:space="preserve">Epidemiologik ahamiyati</w:t>
       </w:r>
     </w:p>
     <w:p>
@@ -107,7 +116,7 @@
         <w:jc w:val="both"/>
       </w:pPr>
       <w:r>
-        <w:t xml:space="preserve">Yuqish yo'lidan qat'i nazar, epidemiyaga qarshi choralar an'anaviy tarzda uch yo'nalishga bo'linadi: infeksiya manbaiga qaratilgan (bemorni aniqlash, ajratish, davolash, tashuvchilarni sanatsiya qilish, zoonozlarda veterinariya tadbirlari); yuqish mexanizmiga qaratilgan (dezinfeksiya, dezinseksiya, deratizatsiya, sanitariya-gigiyenik choralar); qabul qiluvchan organizmga qaratilgan (immunizatsiya, shoshilinch profilaktika). Kasallik qaysi guruhga mansubligi aynan qaysi yo'nalish yetakchi bo'lishini belgilaydi — bu tasnifning asosiy amaliy qiymatidir [1]. Masalan, ichak infeksiyasida immunprofilaktikaga asosiy e'tibor berish samarasiz bo'ladi, aksincha, aerozol infeksiyada faqat dezinfeksiyaga tayanish kutilgan natijani bermaydi. Shu bois tasnif tadbirlar ustuvorligini ilmiy asoslashning vositasi sifatida xizmat qiladi.</w:t>
+        <w:t xml:space="preserve">Milliy emlash kalendari — boshqariladigan infeksiyalarga qarshi davlat strategiyasining asosidir. U orqali aholining katta qismi tizimli emlanadi, jamoaviy immunitet shakllanadi va kasalliklarning tarqalishi uziladi. Kalendar emlash qamrovini rejalashtirish, vaksinalar zaxirasini ta'minlash va emlash samaradorligini baholash uchun zamin yaratadi. Kalendarga rioya qilish nafaqat alohida bolani, balki butun jamiyatni himoya qiladi. Vrach-epidemiolog uchun milliy emlash kalendarini puxta bilish — immunprofilaktikani to'g'ri tashkil etishning zaruriy shartidir [1][2]. Kalendarni amalga oshirishda emlash ishi hujjatlashtiriladi, har bir bolaning emlanganlik holati hisobga olinadi va emlanmagan yoki kechikkan bolalar faol aniqlanib, emlanadi. Shuningdek, emlash qamrovini hududlar va yosh guruhlari bo'yicha tahlil qilish immun qatlamidagi bo'shliqlarni aniqlab, ularni bartaraf etish choralarini ko'rish imkonini beradi. Kalendarga rioya etilishini monitoring qilish — epidemiologik nazoratning muhim ko'rsatkichidir.</w:t>
       </w:r>
     </w:p>
     <w:p>
@@ -116,7 +125,7 @@
         <w:spacing w:after="80" w:before="160"/>
       </w:pPr>
       <w:r>
-        <w:t xml:space="preserve">Amaliy ahamiyati</w:t>
+        <w:t xml:space="preserve">Xulosa</w:t>
       </w:r>
     </w:p>
     <w:p>
@@ -125,25 +134,7 @@
         <w:jc w:val="both"/>
       </w:pPr>
       <w:r>
-        <w:t xml:space="preserve">Yuqish yo'llari bo'yicha tasnif epidemiyaga qarshi ishni oqilona tashkil etish, resurslarni to'g'ri taqsimlash va tadbirlarni maqsadli yo'naltirish imkonini beradi. Kasallikni to'g'ri tasniflamaslik noto'g'ri choralar ko'rilishiga, resurslarning behuda sarflanishiga va epidemiyaning davom etishiga olib keladi. Shu bois epidemiologik tashxis bosqichida kasallikning yetakchi yuqish mexanizmini aniq belgilash — keyingi barcha qarorlarning asosi bo'lib xizmat qiladi [1][2]. Zamonaviy sharoitda tasnifga yangi, avval kam uchragan yoki yangi paydo bo'lgan infeksiyalar ham kiritilib boriladi; shu tufayli tasnif tizimi statik emas, balki rivojlanuvchi vositadir. Bo'lajak vrach-epidemiolog har bir kasallikni to'g'ri guruhga ajrata olishi va shu asosda tadbirlar majmuasini asoslay olishi kerak.</w:t>
-      </w:r>
-    </w:p>
-    <w:p>
-      <w:pPr>
-        <w:pStyle w:val="Heading2"/>
-        <w:spacing w:after="80" w:before="160"/>
-      </w:pPr>
-      <w:r>
-        <w:t xml:space="preserve">Xulosa</w:t>
-      </w:r>
-    </w:p>
-    <w:p>
-      <w:pPr>
-        <w:spacing w:after="120"/>
-        <w:jc w:val="both"/>
-      </w:pPr>
-      <w:r>
-        <w:t xml:space="preserve">Yuqumli kasalliklar yuqish mexanizmiga ko'ra ichak, nafas yo'llari, qon va tashqi qoplam infeksiyalariga bo'linadi; bu Gromashevskiy tasnifi epidemiologiyaning asosiy amaliy vositasidir. Qo'shimcha tasniflar (manba, qo'zg'atuvchi turi, nazorat darajasi bo'yicha) uni to'ldiradi. Har bir guruh uchun epidemiyaga qarshi choralarning yetakchi yo'nalishi turlicha: ichak infeksiyalarida yuqish yo'llarini uzish, nafas infeksiyalarida immunprofilaktika, qon infeksiyalarida dezinseksiya, kontakt infeksiyalarida manbaga qaratilgan choralar ustuvor bo'ladi. Shu tabaqalashtirilgan yondashuv epidemiyaga qarshi kurashning ilmiy asosini tashkil etadi va cheklangan resurslarni eng samarali nuqtaga yo'naltirish imkonini beradi. Shuning uchun yuqumli kasalliklar tasnifini chuqur bilish har bir epidemiolog faoliyatining nazariy poydevoridir.</w:t>
+        <w:t xml:space="preserve">Boshqariladigan yuqumli kasalliklar — emlash yordamida nazorat qilinadigan kasalliklar bo'lib, ularga qarshi kurashning asosiy vositasi milliy emlash kalendaridir. O'zbekiston kalendari hayotning birinchi sutkasidan (VGB) boshlab 16 yoshgacha (ADS-M) bo'lgan davrni qamrab olib, difteriya, ko'kyo'tal, qoqshol, poliomielit, qizamiq, parotit, qizilcha, gepatit B, sil, rotavirus, pnevmokokk, gemofil va papillomavirus infeksiyalaridan himoya qiladi [1]. Yuqori va barqaror emlash qamrovi jamoaviy immunitetni ta'minlab, bu kasalliklar tarqalishining oldini olishda hal qiluvchi ahamiyatga ega. Shu bois emlash ishini to'g'ri tashkil etish, qamrovni monitoring qilish va aholi o'rtasida emlashga ishonchni mustahkamlash davlat sog'liqni saqlash siyosatining ustuvor vazifalaridan biridir.</w:t>
       </w:r>
     </w:p>
     <w:p>
@@ -165,7 +156,7 @@
         <w:spacing w:after="40"/>
       </w:pPr>
       <w:r>
-        <w:t xml:space="preserve">Mirtazayev O.M., Zuyeva L.P., Matnazarova G.S. Epidemiologiya. — Toshkent, 2016.</w:t>
+        <w:t xml:space="preserve">O'zbekiston Respublikasida profilaktik emlashlar o'tkazish kalendar rejasi (Milliy emlash kalendari). O'zR Sog'liqni saqlash vazirligi.</w:t>
       </w:r>
     </w:p>
     <w:p>
@@ -178,20 +169,7 @@
         <w:spacing w:after="40"/>
       </w:pPr>
       <w:r>
-        <w:t xml:space="preserve">Gromashevskiy L.V. Yuqumli kasalliklar tasnifi (umumiy epidemiologiya).</w:t>
-      </w:r>
-    </w:p>
-    <w:p>
-      <w:pPr>
-        <w:pStyle w:val="ListParagraph"/>
-        <w:numPr>
-          <w:ilvl w:val="0"/>
-          <w:numId w:val="2"/>
-        </w:numPr>
-        <w:spacing w:after="40"/>
-      </w:pPr>
-      <w:r>
-        <w:t xml:space="preserve">Heymann D.L. (ed.). Control of Communicable Diseases Manual, 20th ed. Washington: APHA.</w:t>
+        <w:t xml:space="preserve">World Health Organization. Immunization, vaccines and biologicals: Expanded Programme on Immunization (EPI). URL: https://www.who.int/teams/immunization-vaccines-and-biologicals</w:t>
       </w:r>
     </w:p>
     <w:sectPr>
@@ -397,6 +375,18 @@
       <w:lvlJc w:val="left"/>
       <w:pPr>
         <w:ind w:left="576" w:hanging="316"/>
+      </w:pPr>
+    </w:lvl>
+  </w:abstractNum>
+  <w:abstractNum w:abstractNumId="90">
+    <w:multiLevelType w:val="hybridMultilevel"/>
+    <w:lvl w:ilvl="0">
+      <w:start w:val="1"/>
+      <w:numFmt w:val="decimal"/>
+      <w:lvlText w:val="%1)"/>
+      <w:lvlJc w:val="left"/>
+      <w:pPr>
+        <w:ind w:left="851" w:hanging="425"/>
       </w:pPr>
     </w:lvl>
   </w:abstractNum>

--- a/javoblar/016.docx
+++ b/javoblar/016.docx
@@ -5,145 +5,234 @@
     <w:p>
       <w:pPr>
         <w:pStyle w:val="Heading1"/>
-        <w:spacing w:after="200"/>
-      </w:pPr>
-      <w:r>
+        <w:spacing w:after="240"/>
+        <w:jc w:val="center"/>
+      </w:pPr>
+      <w:r>
+        <w:rPr>
+          <w:rFonts w:ascii="Times New Roman" w:cs="Times New Roman" w:eastAsia="Times New Roman" w:hAnsi="Times New Roman"/>
+          <w:b/>
+          <w:bCs/>
+          <w:sz w:val="28"/>
+          <w:szCs w:val="28"/>
+        </w:rPr>
         <w:t xml:space="preserve">16. Boshqariluvchi yuqumli kasalliklar haqida ma'lumot, Milliy emlash kalendari</w:t>
       </w:r>
     </w:p>
     <w:p>
       <w:pPr>
-        <w:spacing w:after="120"/>
-        <w:jc w:val="both"/>
-      </w:pPr>
-      <w:r>
+        <w:spacing w:after="120" w:line="276"/>
+        <w:ind w:firstLine="567"/>
+        <w:jc w:val="both"/>
+      </w:pPr>
+      <w:r>
+        <w:rPr>
+          <w:rFonts w:ascii="Times New Roman" w:cs="Times New Roman" w:eastAsia="Times New Roman" w:hAnsi="Times New Roman"/>
+          <w:sz w:val="28"/>
+          <w:szCs w:val="28"/>
+        </w:rPr>
         <w:t xml:space="preserve">Boshqariladigan (vaksina bilan oldini olinadigan) yuqumli kasalliklar — maxsus profilaktika, ya'ni emlash yordamida ularning tarqalishini nazorat qilish, keskin kamaytirish yoki hatto butunlay yo'q qilish (eradikatsiya) mumkin bo'lgan kasalliklardir. Bunday kasalliklarga qarshi kurashning asosiy vositasi — immunprofilaktika bo'lib, u davlat tomonidan rejali tarzda, milliy emlash kalendari asosida amalga oshiriladi. Boshqariladigan infeksiyalarga difteriya, ko'kyo'tal, qoqshol, poliomielit, qizamiq, qizilcha, parotit, virusli gepatit B, sil, gemofil, pnevmokokk, rotavirus va inson papillomavirusi infeksiyalari kabilar kiradi [1][2]. Bu kasalliklar o'tmishda aholi, ayniqsa bolalar o'rtasida yuqori kasallanish, nogironlik va o'limga sabab bo'lgan; emlash joriy etilgandan so'ng esa ularning aksariyati keskin kamaygan. Bu — jamoat salomatligi tarixidagi eng katta yutuqlardan biri hisoblanadi.</w:t>
       </w:r>
     </w:p>
     <w:p>
       <w:pPr>
         <w:pStyle w:val="Heading2"/>
-        <w:spacing w:after="80" w:before="160"/>
-      </w:pPr>
-      <w:r>
+        <w:spacing w:after="100" w:before="200"/>
+      </w:pPr>
+      <w:r>
+        <w:rPr>
+          <w:rFonts w:ascii="Times New Roman" w:cs="Times New Roman" w:eastAsia="Times New Roman" w:hAnsi="Times New Roman"/>
+          <w:b/>
+          <w:bCs/>
+          <w:sz w:val="28"/>
+          <w:szCs w:val="28"/>
+        </w:rPr>
         <w:t xml:space="preserve">Boshqariladigan kasalliklarning xususiyatlari</w:t>
       </w:r>
     </w:p>
     <w:p>
       <w:pPr>
-        <w:spacing w:after="120"/>
-        <w:jc w:val="both"/>
-      </w:pPr>
-      <w:r>
+        <w:spacing w:after="120" w:line="276"/>
+        <w:ind w:firstLine="567"/>
+        <w:jc w:val="both"/>
+      </w:pPr>
+      <w:r>
+        <w:rPr>
+          <w:rFonts w:ascii="Times New Roman" w:cs="Times New Roman" w:eastAsia="Times New Roman" w:hAnsi="Times New Roman"/>
+          <w:sz w:val="28"/>
+          <w:szCs w:val="28"/>
+        </w:rPr>
         <w:t xml:space="preserve">Bu kasalliklarning umumiy epidemiologik xususiyati — ularga qarshi samarali va xavfsiz vaksinaning mavjudligidir. Keng qamrovli emlash natijasida aholida jamoaviy immunitet shakllanadi va qo'zg'atuvchining uzatilishi uziladi. Masalan, poliomielit global darajada eradikatsiyaga yaqinlashtirildi, qizamiq va qizilcha esa bir qator mintaqalarda nazorat ostiga olindi. Biroq emlash qamrovining pasayishi bu kasalliklarning qaytadan avj olishiga olib keladi — buni so'nggi yillardagi qizamiq epidemiyalari tasdiqlaydi. Shu bois yuqori va barqaror emlash qamrovini ushlab turish boshqariladigan infeksiyalarga qarshi kurashning kalitidir [1]. Boshqariladigan infeksiyalar ichida nazorat darajalari farqlanadi: ayrimlari (poliomielit) global eradikatsiya maqsadiga ega, boshqalari (qizamiq, qizilcha) eliminatsiya (ma'lum hududda to'xtatish), uchinchilari esa (gepatit B, gemofil infeksiya) kasallanishni keskin kamaytirish darajasida nazorat qilinadi. Bu maqsadlar JSSTning global va mintaqaviy dasturlari doirasida belgilanadi va har bir mamlakat o'z kalendari orqali ularga erishishga harakat qiladi. Shunday qilib, milliy kalendar global sog'liqni saqlash maqsadlari bilan uyg'unlashtiriladi.</w:t>
       </w:r>
     </w:p>
     <w:p>
       <w:pPr>
         <w:pStyle w:val="Heading2"/>
-        <w:spacing w:after="80" w:before="160"/>
-      </w:pPr>
-      <w:r>
+        <w:spacing w:after="100" w:before="200"/>
+      </w:pPr>
+      <w:r>
+        <w:rPr>
+          <w:rFonts w:ascii="Times New Roman" w:cs="Times New Roman" w:eastAsia="Times New Roman" w:hAnsi="Times New Roman"/>
+          <w:b/>
+          <w:bCs/>
+          <w:sz w:val="28"/>
+          <w:szCs w:val="28"/>
+        </w:rPr>
         <w:t xml:space="preserve">Milliy emlash kalendari tushunchasi</w:t>
       </w:r>
     </w:p>
     <w:p>
       <w:pPr>
-        <w:spacing w:after="120"/>
-        <w:jc w:val="both"/>
-      </w:pPr>
-      <w:r>
+        <w:spacing w:after="120" w:line="276"/>
+        <w:ind w:firstLine="567"/>
+        <w:jc w:val="both"/>
+      </w:pPr>
+      <w:r>
+        <w:rPr>
+          <w:rFonts w:ascii="Times New Roman" w:cs="Times New Roman" w:eastAsia="Times New Roman" w:hAnsi="Times New Roman"/>
+          <w:sz w:val="28"/>
+          <w:szCs w:val="28"/>
+        </w:rPr>
         <w:t xml:space="preserve">Milliy emlash kalendari — mamlakatda aholini qaysi yoshda, qaysi vaksina bilan va necha marta emlash kerakligini belgilovchi rasmiy hujjatdir. U epidemiologik vaziyat, kasalliklarning tarqalishi, vaksinalar mavjudligi va xalqaro (JSST) tavsiyalari asosida tuziladi va davlat tomonidan tasdiqlanadi. Kalendar barcha davlat tibbiyot muassasalari uchun majburiy bo'lib, u emlashni rejali, tizimli va bepul amalga oshirish imkonini beradi. O'zbekiston milliy emlash kalendari bir qator boshqariladigan infeksiyalarni qamrab oladi [2]. Kalendar davriy ravishda qayta ko'rib chiqiladi va epidemiologik vaziyat o'zgarishi, yangi vaksinalarning paydo bo'lishi yoki JSST tavsiyalarining yangilanishi bilan to'ldiriladi. Masalan, so'nggi yillarda ko'plab mamlakatlar kalendariga rotavirus, pnevmokokk va papillomavirusga qarshi vaksinalar kiritildi. Kalendardan tashqari, epidemik ko'rsatmalar bo'yicha qo'shimcha emlashlar (masalan, quturish, qoqsholga qarshi shoshilinch profilaktika, xavf guruhlari uchun maxsus vaksinalar) ham o'tkaziladi; ular rejali kalendarni to'ldiradi.</w:t>
       </w:r>
     </w:p>
     <w:p>
       <w:pPr>
         <w:pStyle w:val="Heading2"/>
-        <w:spacing w:after="80" w:before="160"/>
-      </w:pPr>
-      <w:r>
+        <w:spacing w:after="100" w:before="200"/>
+      </w:pPr>
+      <w:r>
+        <w:rPr>
+          <w:rFonts w:ascii="Times New Roman" w:cs="Times New Roman" w:eastAsia="Times New Roman" w:hAnsi="Times New Roman"/>
+          <w:b/>
+          <w:bCs/>
+          <w:sz w:val="28"/>
+          <w:szCs w:val="28"/>
+        </w:rPr>
         <w:t xml:space="preserve">O'zbekiston milliy emlash kalendari</w:t>
       </w:r>
     </w:p>
     <w:p>
       <w:pPr>
-        <w:spacing w:after="120"/>
-        <w:jc w:val="both"/>
-      </w:pPr>
-      <w:r>
+        <w:spacing w:after="120" w:line="276"/>
+        <w:ind w:firstLine="567"/>
+        <w:jc w:val="both"/>
+      </w:pPr>
+      <w:r>
+        <w:rPr>
+          <w:rFonts w:ascii="Times New Roman" w:cs="Times New Roman" w:eastAsia="Times New Roman" w:hAnsi="Times New Roman"/>
+          <w:sz w:val="28"/>
+          <w:szCs w:val="28"/>
+        </w:rPr>
         <w:t xml:space="preserve">O'zbekiston Respublikasida profilaktik emlashlar o'tkazish kalendar rejasiga ko'ra emlash quyidagi muddatlarda o'tkaziladi: hayotning 1-sutkasida — virusli gepatit B-ga qarshi birinchi doza (VGB-1); 2–5-kunlarda — silga qarshi BSJ-1; 2 oylikda — OPV-1, rotavirus (Roto-1), pentavalent (penta-1) va pnevmokokk (PNEVMO-1); 3 oylikda — OPV-2, Roto-2, penta-2, PNEVMO-2; 4 oylikda — OPV-3, penta-3 va IPV [1]. Bu birinchi yil davomidagi emlashlar bolani asosiy boshqariladigan infeksiyalardan himoyalaydi.</w:t>
       </w:r>
     </w:p>
     <w:p>
       <w:pPr>
-        <w:spacing w:after="120"/>
-        <w:jc w:val="both"/>
-      </w:pPr>
-      <w:r>
+        <w:spacing w:after="120" w:line="276"/>
+        <w:ind w:firstLine="567"/>
+        <w:jc w:val="both"/>
+      </w:pPr>
+      <w:r>
+        <w:rPr>
+          <w:rFonts w:ascii="Times New Roman" w:cs="Times New Roman" w:eastAsia="Times New Roman" w:hAnsi="Times New Roman"/>
+          <w:sz w:val="28"/>
+          <w:szCs w:val="28"/>
+        </w:rPr>
         <w:t xml:space="preserve">Keyingi muddatlarda: 12 oylikda — qizamiq-parotit-qizilchaga qarshi QPQ-1 va PNEVMO-3; 16 oylikda — OPV-4 va AKDS-4; 6 yoshda — QPQ-2; 1-sinfda (7 yosh) — OPV-5 va ADS-M-5; 12–13 yoshda — inson papillomavirusiga qarshi vaksina (VPCH, faqat qizlar); 16 yoshda — ADS-M-6 emlanadi [1]. Kalendar izohiga ko'ra, IPV vaksinasi qo'llanilishi bilan tug'ruqxonalarda OPV-0 vaksinasi ishlatilmaydi [1]. Bu jadval bolalik va o'smirlik davrini qamrab olib, immunitetni bosqichma-bosqich mustahkamlaydi.</w:t>
       </w:r>
     </w:p>
     <w:p>
       <w:pPr>
         <w:pStyle w:val="Heading2"/>
-        <w:spacing w:after="80" w:before="160"/>
-      </w:pPr>
-      <w:r>
+        <w:spacing w:after="100" w:before="200"/>
+      </w:pPr>
+      <w:r>
+        <w:rPr>
+          <w:rFonts w:ascii="Times New Roman" w:cs="Times New Roman" w:eastAsia="Times New Roman" w:hAnsi="Times New Roman"/>
+          <w:b/>
+          <w:bCs/>
+          <w:sz w:val="28"/>
+          <w:szCs w:val="28"/>
+        </w:rPr>
         <w:t xml:space="preserve">Kalendar vaksinalarining qisqartmalari</w:t>
       </w:r>
     </w:p>
     <w:p>
       <w:pPr>
-        <w:spacing w:after="120"/>
-        <w:jc w:val="both"/>
-      </w:pPr>
-      <w:r>
+        <w:spacing w:after="120" w:line="276"/>
+        <w:ind w:firstLine="567"/>
+        <w:jc w:val="both"/>
+      </w:pPr>
+      <w:r>
+        <w:rPr>
+          <w:rFonts w:ascii="Times New Roman" w:cs="Times New Roman" w:eastAsia="Times New Roman" w:hAnsi="Times New Roman"/>
+          <w:sz w:val="28"/>
+          <w:szCs w:val="28"/>
+        </w:rPr>
         <w:t xml:space="preserve">Kalendarda qo'llaniladigan asosiy vaksinalar: VGB — virusli gepatit B; BSJ — silga qarshi; OPV — poliomielitga qarshi tirik og'iz vaksinasi; IPV — inaktivlangan poliomielit vaksinasi; Roto — rotavirus (virusli diareya)ga qarshi; penta (pentavalent) — difteriya-ko'kyo'tal-qoqshol-gepatit B-XIB infeksiyasiga qarshi; PNEVMO — pnevmokokk infeksiyaga qarshi; QPQ — qizamiq-parotit-qizilchaga qarshi; AKDS — difteriya-ko'kyo'tal-qoqsholga qarshi; ADS-M — difteriya-qoqsholga qarshi; VPCH — inson papillomavirusiga qarshi [1]. Bu qisqartmalarni bilish amaliy ishda muhim, chunki tibbiy hujjatlar, emlash varaqalari va hisobotlarda aynan shu belgilar qo'llaniladi hamda ularni to'g'ri talqin qilish xatolarning oldini oladi.</w:t>
       </w:r>
     </w:p>
     <w:p>
       <w:pPr>
         <w:pStyle w:val="Heading2"/>
-        <w:spacing w:after="80" w:before="160"/>
-      </w:pPr>
-      <w:r>
+        <w:spacing w:after="100" w:before="200"/>
+      </w:pPr>
+      <w:r>
+        <w:rPr>
+          <w:rFonts w:ascii="Times New Roman" w:cs="Times New Roman" w:eastAsia="Times New Roman" w:hAnsi="Times New Roman"/>
+          <w:b/>
+          <w:bCs/>
+          <w:sz w:val="28"/>
+          <w:szCs w:val="28"/>
+        </w:rPr>
         <w:t xml:space="preserve">Epidemiologik ahamiyati</w:t>
       </w:r>
     </w:p>
     <w:p>
       <w:pPr>
-        <w:spacing w:after="120"/>
-        <w:jc w:val="both"/>
-      </w:pPr>
-      <w:r>
+        <w:spacing w:after="120" w:line="276"/>
+        <w:ind w:firstLine="567"/>
+        <w:jc w:val="both"/>
+      </w:pPr>
+      <w:r>
+        <w:rPr>
+          <w:rFonts w:ascii="Times New Roman" w:cs="Times New Roman" w:eastAsia="Times New Roman" w:hAnsi="Times New Roman"/>
+          <w:sz w:val="28"/>
+          <w:szCs w:val="28"/>
+        </w:rPr>
         <w:t xml:space="preserve">Milliy emlash kalendari — boshqariladigan infeksiyalarga qarshi davlat strategiyasining asosidir. U orqali aholining katta qismi tizimli emlanadi, jamoaviy immunitet shakllanadi va kasalliklarning tarqalishi uziladi. Kalendar emlash qamrovini rejalashtirish, vaksinalar zaxirasini ta'minlash va emlash samaradorligini baholash uchun zamin yaratadi. Kalendarga rioya qilish nafaqat alohida bolani, balki butun jamiyatni himoya qiladi. Vrach-epidemiolog uchun milliy emlash kalendarini puxta bilish — immunprofilaktikani to'g'ri tashkil etishning zaruriy shartidir [1][2]. Kalendarni amalga oshirishda emlash ishi hujjatlashtiriladi, har bir bolaning emlanganlik holati hisobga olinadi va emlanmagan yoki kechikkan bolalar faol aniqlanib, emlanadi. Shuningdek, emlash qamrovini hududlar va yosh guruhlari bo'yicha tahlil qilish immun qatlamidagi bo'shliqlarni aniqlab, ularni bartaraf etish choralarini ko'rish imkonini beradi. Kalendarga rioya etilishini monitoring qilish — epidemiologik nazoratning muhim ko'rsatkichidir.</w:t>
       </w:r>
     </w:p>
     <w:p>
       <w:pPr>
         <w:pStyle w:val="Heading2"/>
-        <w:spacing w:after="80" w:before="160"/>
-      </w:pPr>
-      <w:r>
-        <w:t xml:space="preserve">Xulosa</w:t>
-      </w:r>
-    </w:p>
-    <w:p>
-      <w:pPr>
-        <w:spacing w:after="120"/>
-        <w:jc w:val="both"/>
-      </w:pPr>
-      <w:r>
-        <w:t xml:space="preserve">Boshqariladigan yuqumli kasalliklar — emlash yordamida nazorat qilinadigan kasalliklar bo'lib, ularga qarshi kurashning asosiy vositasi milliy emlash kalendaridir. O'zbekiston kalendari hayotning birinchi sutkasidan (VGB) boshlab 16 yoshgacha (ADS-M) bo'lgan davrni qamrab olib, difteriya, ko'kyo'tal, qoqshol, poliomielit, qizamiq, parotit, qizilcha, gepatit B, sil, rotavirus, pnevmokokk, gemofil va papillomavirus infeksiyalaridan himoya qiladi [1]. Yuqori va barqaror emlash qamrovi jamoaviy immunitetni ta'minlab, bu kasalliklar tarqalishining oldini olishda hal qiluvchi ahamiyatga ega. Shu bois emlash ishini to'g'ri tashkil etish, qamrovni monitoring qilish va aholi o'rtasida emlashga ishonchni mustahkamlash davlat sog'liqni saqlash siyosatining ustuvor vazifalaridan biridir.</w:t>
-      </w:r>
-    </w:p>
-    <w:p>
-      <w:pPr>
-        <w:pStyle w:val="Heading2"/>
-        <w:spacing w:after="80" w:before="220"/>
-      </w:pPr>
-      <w:r>
-        <w:t xml:space="preserve">Foydalanilgan adabiyotlar</w:t>
+        <w:spacing w:after="100" w:before="200"/>
+      </w:pPr>
+      <w:r>
+        <w:rPr>
+          <w:rFonts w:ascii="Times New Roman" w:cs="Times New Roman" w:eastAsia="Times New Roman" w:hAnsi="Times New Roman"/>
+          <w:b/>
+          <w:bCs/>
+          <w:sz w:val="28"/>
+          <w:szCs w:val="28"/>
+        </w:rPr>
+        <w:t xml:space="preserve">Immunoprofilaktikaning milliy maqsadlari</w:t>
+      </w:r>
+    </w:p>
+    <w:p>
+      <w:pPr>
+        <w:spacing w:after="120" w:line="276"/>
+        <w:ind w:firstLine="567"/>
+        <w:jc w:val="both"/>
+      </w:pPr>
+      <w:r>
+        <w:rPr>
+          <w:rFonts w:ascii="Times New Roman" w:cs="Times New Roman" w:eastAsia="Times New Roman" w:hAnsi="Times New Roman"/>
+          <w:sz w:val="28"/>
+          <w:szCs w:val="28"/>
+        </w:rPr>
+        <w:t xml:space="preserve">Immunoprofilaktika qoidalari difteriya, ko'kyo'tal, qoqshol, qizamiq, qizilcha, poliomielit, sil, epidemik parotit, virusli gepatit B, XIB va rotavirus infeksiyalari profilaktikasida qo'llanadi [3]. Qoidalarda quyidagi maqsadlar belgilangan [3]:</w:t>
       </w:r>
     </w:p>
     <w:p>
@@ -153,10 +242,16 @@
           <w:ilvl w:val="0"/>
           <w:numId w:val="2"/>
         </w:numPr>
-        <w:spacing w:after="40"/>
-      </w:pPr>
-      <w:r>
-        <w:t xml:space="preserve">O'zbekiston Respublikasida profilaktik emlashlar o'tkazish kalendar rejasi (Milliy emlash kalendari). O'zR Sog'liqni saqlash vazirligi.</w:t>
+        <w:spacing w:after="60" w:line="276"/>
+        <w:jc w:val="both"/>
+      </w:pPr>
+      <w:r>
+        <w:rPr>
+          <w:rFonts w:ascii="Times New Roman" w:cs="Times New Roman" w:eastAsia="Times New Roman" w:hAnsi="Times New Roman"/>
+          <w:sz w:val="28"/>
+          <w:szCs w:val="28"/>
+        </w:rPr>
+        <w:t xml:space="preserve">poliomielitdan holi hudud maqomini saqlab turish;</w:t>
       </w:r>
     </w:p>
     <w:p>
@@ -166,15 +261,249 @@
           <w:ilvl w:val="0"/>
           <w:numId w:val="2"/>
         </w:numPr>
-        <w:spacing w:after="40"/>
-      </w:pPr>
-      <w:r>
+        <w:spacing w:after="60" w:line="276"/>
+        <w:jc w:val="both"/>
+      </w:pPr>
+      <w:r>
+        <w:rPr>
+          <w:rFonts w:ascii="Times New Roman" w:cs="Times New Roman" w:eastAsia="Times New Roman" w:hAnsi="Times New Roman"/>
+          <w:sz w:val="28"/>
+          <w:szCs w:val="28"/>
+        </w:rPr>
+        <w:t xml:space="preserve">difteriya holatlari ro'yxatga olinishiga yo'l qo'ymaslik;</w:t>
+      </w:r>
+    </w:p>
+    <w:p>
+      <w:pPr>
+        <w:pStyle w:val="ListParagraph"/>
+        <w:numPr>
+          <w:ilvl w:val="0"/>
+          <w:numId w:val="2"/>
+        </w:numPr>
+        <w:spacing w:after="60" w:line="276"/>
+        <w:jc w:val="both"/>
+      </w:pPr>
+      <w:r>
+        <w:rPr>
+          <w:rFonts w:ascii="Times New Roman" w:cs="Times New Roman" w:eastAsia="Times New Roman" w:hAnsi="Times New Roman"/>
+          <w:sz w:val="28"/>
+          <w:szCs w:val="28"/>
+        </w:rPr>
+        <w:t xml:space="preserve">2018–2020-yillarda qizamiq va qizilchani kamaytirish va yo'qotish;</w:t>
+      </w:r>
+    </w:p>
+    <w:p>
+      <w:pPr>
+        <w:pStyle w:val="ListParagraph"/>
+        <w:numPr>
+          <w:ilvl w:val="0"/>
+          <w:numId w:val="2"/>
+        </w:numPr>
+        <w:spacing w:after="60" w:line="276"/>
+        <w:jc w:val="both"/>
+      </w:pPr>
+      <w:r>
+        <w:rPr>
+          <w:rFonts w:ascii="Times New Roman" w:cs="Times New Roman" w:eastAsia="Times New Roman" w:hAnsi="Times New Roman"/>
+          <w:sz w:val="28"/>
+          <w:szCs w:val="28"/>
+        </w:rPr>
+        <w:t xml:space="preserve">virusli gepatit B bilan kasallanish va undan o'limni kamaytirish;</w:t>
+      </w:r>
+    </w:p>
+    <w:p>
+      <w:pPr>
+        <w:pStyle w:val="ListParagraph"/>
+        <w:numPr>
+          <w:ilvl w:val="0"/>
+          <w:numId w:val="2"/>
+        </w:numPr>
+        <w:spacing w:after="60" w:line="276"/>
+        <w:jc w:val="both"/>
+      </w:pPr>
+      <w:r>
+        <w:rPr>
+          <w:rFonts w:ascii="Times New Roman" w:cs="Times New Roman" w:eastAsia="Times New Roman" w:hAnsi="Times New Roman"/>
+          <w:sz w:val="28"/>
+          <w:szCs w:val="28"/>
+        </w:rPr>
+        <w:t xml:space="preserve">XIB va rotavirus infeksiyalari bilan kasallanish va o'limni kamaytirish;</w:t>
+      </w:r>
+    </w:p>
+    <w:p>
+      <w:pPr>
+        <w:pStyle w:val="ListParagraph"/>
+        <w:numPr>
+          <w:ilvl w:val="0"/>
+          <w:numId w:val="2"/>
+        </w:numPr>
+        <w:spacing w:after="60" w:line="276"/>
+        <w:jc w:val="both"/>
+      </w:pPr>
+      <w:r>
+        <w:rPr>
+          <w:rFonts w:ascii="Times New Roman" w:cs="Times New Roman" w:eastAsia="Times New Roman" w:hAnsi="Times New Roman"/>
+          <w:sz w:val="28"/>
+          <w:szCs w:val="28"/>
+        </w:rPr>
+        <w:t xml:space="preserve">silning tarqalgan (generalizatsiyalashgan) shakllari rivojlanishining oldini olish.</w:t>
+      </w:r>
+    </w:p>
+    <w:p>
+      <w:pPr>
+        <w:spacing w:after="120" w:line="276"/>
+        <w:ind w:firstLine="567"/>
+        <w:jc w:val="both"/>
+      </w:pPr>
+      <w:r>
+        <w:rPr>
+          <w:rFonts w:ascii="Times New Roman" w:cs="Times New Roman" w:eastAsia="Times New Roman" w:hAnsi="Times New Roman"/>
+          <w:sz w:val="28"/>
+          <w:szCs w:val="28"/>
+        </w:rPr>
+        <w:t xml:space="preserve">Bu maqsadlarga erishish uchun bolalar va o'smirlarni emlash kalendariga muvofiq kamida 95 foiz qamrab olish talab qilinadi. Emlash qulay, majburiy va bepul bo'lishi lozim; tug'ruqxonada chaqaloqqa o'tkazilgan va navbatdagi emlashlar ko'rsatilgan "Emlash pasporti" beriladi [3]. Kalendar bo'yicha birinchi sutkada VGB-1, 2–5-kunda BSJ-1, keyinchalik OPV, rotavirus, pentavalent va pnevmokokk, 12 oylikda QPQ-1, 6 yoshda QPQ-2 beriladi [1].</w:t>
+      </w:r>
+    </w:p>
+    <w:p>
+      <w:pPr>
+        <w:pStyle w:val="Heading2"/>
+        <w:spacing w:after="100" w:before="200"/>
+      </w:pPr>
+      <w:r>
+        <w:rPr>
+          <w:rFonts w:ascii="Times New Roman" w:cs="Times New Roman" w:eastAsia="Times New Roman" w:hAnsi="Times New Roman"/>
+          <w:b/>
+          <w:bCs/>
+          <w:sz w:val="28"/>
+          <w:szCs w:val="28"/>
+        </w:rPr>
+        <w:t xml:space="preserve">Xulosa</w:t>
+      </w:r>
+    </w:p>
+    <w:p>
+      <w:pPr>
+        <w:spacing w:after="120" w:line="276"/>
+        <w:ind w:firstLine="567"/>
+        <w:jc w:val="both"/>
+      </w:pPr>
+      <w:r>
+        <w:rPr>
+          <w:rFonts w:ascii="Times New Roman" w:cs="Times New Roman" w:eastAsia="Times New Roman" w:hAnsi="Times New Roman"/>
+          <w:sz w:val="28"/>
+          <w:szCs w:val="28"/>
+        </w:rPr>
+        <w:t xml:space="preserve">Boshqariladigan yuqumli kasalliklar — emlash yordamida nazorat qilinadigan kasalliklar bo'lib, ularga qarshi kurashning asosiy vositasi milliy emlash kalendaridir. O'zbekiston kalendari hayotning birinchi sutkasidan (VGB) boshlab 16 yoshgacha (ADS-M) bo'lgan davrni qamrab olib, difteriya, ko'kyo'tal, qoqshol, poliomielit, qizamiq, parotit, qizilcha, gepatit B, sil, rotavirus, pnevmokokk, gemofil va papillomavirus infeksiyalaridan himoya qiladi [1]. Yuqori va barqaror emlash qamrovi jamoaviy immunitetni ta'minlab, bu kasalliklar tarqalishining oldini olishda hal qiluvchi ahamiyatga ega. JSST ma'lumotlariga ko'ra, emlanmaganlar, jumladan emlash mumkin bo'lmagan yosh chaqaloqlar va og'ir kasallar boshqalarning emlanganligiga tayanadi [4]. Epidemik jarayonning uchinchi zanjiri tormoz vazifasini bajaradi va emlash yordamida chechak (dunyoda tugatilgan), qizamiq va poliomielitda muvaffaqiyatli qo'llanilgan [5].</w:t>
+      </w:r>
+    </w:p>
+    <w:p>
+      <w:pPr>
+        <w:pStyle w:val="Heading2"/>
+        <w:spacing w:after="100" w:before="280"/>
+      </w:pPr>
+      <w:r>
+        <w:rPr>
+          <w:rFonts w:ascii="Times New Roman" w:cs="Times New Roman" w:eastAsia="Times New Roman" w:hAnsi="Times New Roman"/>
+          <w:b/>
+          <w:bCs/>
+          <w:sz w:val="28"/>
+          <w:szCs w:val="28"/>
+        </w:rPr>
+        <w:t xml:space="preserve">Foydalanilgan adabiyotlar</w:t>
+      </w:r>
+    </w:p>
+    <w:p>
+      <w:pPr>
+        <w:pStyle w:val="ListParagraph"/>
+        <w:numPr>
+          <w:ilvl w:val="0"/>
+          <w:numId w:val="3"/>
+        </w:numPr>
+        <w:spacing w:after="80" w:line="260"/>
+      </w:pPr>
+      <w:r>
+        <w:rPr>
+          <w:rFonts w:ascii="Times New Roman" w:cs="Times New Roman" w:eastAsia="Times New Roman" w:hAnsi="Times New Roman"/>
+          <w:sz w:val="28"/>
+          <w:szCs w:val="28"/>
+        </w:rPr>
+        <w:t xml:space="preserve">O'zbekiston Respublikasida profilaktik emlashlar o'tkazish kalendar rejasi (jadval). Manba: xayrullokomilov.uz/kutubxona, material № 1420 (hujjatning tasdiqlovchi organi, sanasi va raqami nusxada ko'rsatilmagan — tasdiqlanmagan).</w:t>
+      </w:r>
+    </w:p>
+    <w:p>
+      <w:pPr>
+        <w:pStyle w:val="ListParagraph"/>
+        <w:numPr>
+          <w:ilvl w:val="0"/>
+          <w:numId w:val="3"/>
+        </w:numPr>
+        <w:spacing w:after="80" w:line="260"/>
+      </w:pPr>
+      <w:r>
+        <w:rPr>
+          <w:rFonts w:ascii="Times New Roman" w:cs="Times New Roman" w:eastAsia="Times New Roman" w:hAnsi="Times New Roman"/>
+          <w:sz w:val="28"/>
+          <w:szCs w:val="28"/>
+        </w:rPr>
         <w:t xml:space="preserve">World Health Organization. Immunization, vaccines and biologicals: Expanded Programme on Immunization (EPI). URL: https://www.who.int/teams/immunization-vaccines-and-biologicals</w:t>
+      </w:r>
+    </w:p>
+    <w:p>
+      <w:pPr>
+        <w:pStyle w:val="ListParagraph"/>
+        <w:numPr>
+          <w:ilvl w:val="0"/>
+          <w:numId w:val="3"/>
+        </w:numPr>
+        <w:spacing w:after="80" w:line="260"/>
+      </w:pPr>
+      <w:r>
+        <w:rPr>
+          <w:rFonts w:ascii="Times New Roman" w:cs="Times New Roman" w:eastAsia="Times New Roman" w:hAnsi="Times New Roman"/>
+          <w:sz w:val="28"/>
+          <w:szCs w:val="28"/>
+        </w:rPr>
+        <w:t xml:space="preserve">SanQvaM № 0239-07/3 "O'zbekiston Respublikasida yuqumli kasalliklar immunoprofilaktikasi" (Bosh davlat sanitariya vrachi tomonidan tasdiqlangan; lex.uz sahifasida 25.07.2017 sanasi ko'rsatilgan). URL: https://lex.uz/docs/5524039. Manba: xayrullokomilov.uz/kutubxona, material № 814 (matn kirill yozuvida; hujjat 1992-yildagi, kuchini yo'qotgan qonunga havola qiladi).</w:t>
+      </w:r>
+    </w:p>
+    <w:p>
+      <w:pPr>
+        <w:pStyle w:val="ListParagraph"/>
+        <w:numPr>
+          <w:ilvl w:val="0"/>
+          <w:numId w:val="3"/>
+        </w:numPr>
+        <w:spacing w:after="80" w:line="260"/>
+      </w:pPr>
+      <w:r>
+        <w:rPr>
+          <w:rFonts w:ascii="Times New Roman" w:cs="Times New Roman" w:eastAsia="Times New Roman" w:hAnsi="Times New Roman"/>
+          <w:sz w:val="28"/>
+          <w:szCs w:val="28"/>
+        </w:rPr>
+        <w:t xml:space="preserve">World Health Organization. Vaccines and immunization: What is vaccination? URL: https://www.who.int/news-room/questions-and-answers/item/vaccines-and-immunization-what-is-vaccination (kirilgan sana: 30.10.2026).</w:t>
+      </w:r>
+    </w:p>
+    <w:p>
+      <w:pPr>
+        <w:pStyle w:val="ListParagraph"/>
+        <w:numPr>
+          <w:ilvl w:val="0"/>
+          <w:numId w:val="3"/>
+        </w:numPr>
+        <w:spacing w:after="80" w:line="260"/>
+      </w:pPr>
+      <w:r>
+        <w:rPr>
+          <w:rFonts w:ascii="Times New Roman" w:cs="Times New Roman" w:eastAsia="Times New Roman" w:hAnsi="Times New Roman"/>
+          <w:sz w:val="28"/>
+          <w:szCs w:val="28"/>
+        </w:rPr>
+        <w:t xml:space="preserve">Mirtazayev O.M., Zueva L.P., Matnazarova G.S. Epidemiologiya (darslik). Toshkent, 2016. 9-bob (96–97-betlar). Manba: xayrullokomilov.uz/kutubxona, material № 2356 (matn kirill yozuvida).</w:t>
       </w:r>
     </w:p>
     <w:sectPr>
       <w:pgSz w:w="11906" w:h="16838" w:orient="portrait"/>
-      <w:pgMar w:top="1134" w:right="850" w:bottom="1134" w:left="1418" w:header="708" w:footer="708" w:gutter="0"/>
+      <w:pgMar w:top="1134" w:right="850" w:bottom="1134" w:left="1701" w:header="708" w:footer="708" w:gutter="0"/>
       <w:pgNumType/>
       <w:docGrid w:linePitch="360"/>
     </w:sectPr>
@@ -346,12 +675,17 @@
     <w:multiLevelType w:val="hybridMultilevel"/>
     <w:lvl w:ilvl="0" w:tentative="1">
       <w:start w:val="1"/>
-      <w:numFmt w:val="bullet"/>
-      <w:lvlText w:val="•"/>
+      <w:numFmt w:val="decimal"/>
+      <w:lvlText w:val="[%1]"/>
       <w:lvlJc w:val="left"/>
       <w:pPr>
-        <w:ind w:left="576" w:hanging="316"/>
-      </w:pPr>
+        <w:ind w:left="720" w:hanging="720"/>
+      </w:pPr>
+      <w:rPr>
+        <w:rFonts w:ascii="Times New Roman" w:cs="Times New Roman" w:eastAsia="Times New Roman" w:hAnsi="Times New Roman"/>
+        <w:sz w:val="28"/>
+        <w:szCs w:val="28"/>
+      </w:rPr>
     </w:lvl>
   </w:abstractNum>
   <w:abstractNum w:abstractNumId="3" w15:restartNumberingAfterBreak="0">
@@ -359,35 +693,16 @@
     <w:lvl w:ilvl="0" w:tentative="1">
       <w:start w:val="1"/>
       <w:numFmt w:val="decimal"/>
-      <w:lvlText w:val="%1."/>
-      <w:lvlJc w:val="left"/>
-      <w:pPr>
-        <w:ind w:left="576" w:hanging="316"/>
-      </w:pPr>
-    </w:lvl>
-  </w:abstractNum>
-  <w:abstractNum w:abstractNumId="4" w15:restartNumberingAfterBreak="0">
-    <w:multiLevelType w:val="hybridMultilevel"/>
-    <w:lvl w:ilvl="0" w:tentative="1">
-      <w:start w:val="1"/>
-      <w:numFmt w:val="decimal"/>
-      <w:lvlText w:val="%1."/>
-      <w:lvlJc w:val="left"/>
-      <w:pPr>
-        <w:ind w:left="576" w:hanging="316"/>
-      </w:pPr>
-    </w:lvl>
-  </w:abstractNum>
-  <w:abstractNum w:abstractNumId="90">
-    <w:multiLevelType w:val="hybridMultilevel"/>
-    <w:lvl w:ilvl="0">
-      <w:start w:val="1"/>
-      <w:numFmt w:val="decimal"/>
       <w:lvlText w:val="%1)"/>
       <w:lvlJc w:val="left"/>
       <w:pPr>
         <w:ind w:left="851" w:hanging="425"/>
       </w:pPr>
+      <w:rPr>
+        <w:rFonts w:ascii="Times New Roman" w:cs="Times New Roman" w:eastAsia="Times New Roman" w:hAnsi="Times New Roman"/>
+        <w:sz w:val="28"/>
+        <w:szCs w:val="28"/>
+      </w:rPr>
     </w:lvl>
   </w:abstractNum>
   <w:num w:numId="1">
@@ -397,7 +712,13 @@
     </w:lvlOverride>
   </w:num>
   <w:num w:numId="2">
-    <w:abstractNumId w:val="4"/>
+    <w:abstractNumId w:val="3"/>
+    <w:lvlOverride w:ilvl="0">
+      <w:startOverride w:val="1"/>
+    </w:lvlOverride>
+  </w:num>
+  <w:num w:numId="3">
+    <w:abstractNumId w:val="2"/>
     <w:lvlOverride w:ilvl="0">
       <w:startOverride w:val="1"/>
     </w:lvlOverride>
@@ -411,8 +732,8 @@
     <w:rPrDefault>
       <w:rPr>
         <w:rFonts w:ascii="Times New Roman" w:cs="Times New Roman" w:eastAsia="Times New Roman" w:hAnsi="Times New Roman"/>
-        <w:sz w:val="24"/>
-        <w:szCs w:val="24"/>
+        <w:sz w:val="28"/>
+        <w:szCs w:val="28"/>
       </w:rPr>
     </w:rPrDefault>
     <w:pPrDefault/>
@@ -547,7 +868,7 @@
     <w:unhideWhenUsed/>
     <w:pPr>
       <w:spacing w:after="100"/>
-      <w:ind w:left="240"/>
+      <w:ind w:left="280"/>
     </w:pPr>
   </w:style>
   <w:style w:type="paragraph" w:styleId="TOC3">
@@ -559,7 +880,7 @@
     <w:unhideWhenUsed/>
     <w:pPr>
       <w:spacing w:after="100"/>
-      <w:ind w:left="480"/>
+      <w:ind w:left="560"/>
     </w:pPr>
   </w:style>
   <w:style w:type="paragraph" w:styleId="TOC4">
@@ -571,7 +892,7 @@
     <w:unhideWhenUsed/>
     <w:pPr>
       <w:spacing w:after="100"/>
-      <w:ind w:left="720"/>
+      <w:ind w:left="840"/>
     </w:pPr>
   </w:style>
   <w:style w:type="paragraph" w:styleId="TOC5">
@@ -583,7 +904,7 @@
     <w:unhideWhenUsed/>
     <w:pPr>
       <w:spacing w:after="100"/>
-      <w:ind w:left="960"/>
+      <w:ind w:left="1120"/>
     </w:pPr>
   </w:style>
   <w:style w:type="paragraph" w:styleId="TOC6">
@@ -595,23 +916,11 @@
     <w:unhideWhenUsed/>
     <w:pPr>
       <w:spacing w:after="100"/>
-      <w:ind w:left="1200"/>
+      <w:ind w:left="1400"/>
     </w:pPr>
   </w:style>
   <w:style w:type="paragraph" w:styleId="TOC7">
     <w:name w:val="toc 7"/>
-    <w:basedOn w:val="Normal"/>
-    <w:next w:val="Normal"/>
-    <w:uiPriority w:val="39"/>
-    <w:semiHidden/>
-    <w:unhideWhenUsed/>
-    <w:pPr>
-      <w:spacing w:after="100"/>
-      <w:ind w:left="1440"/>
-    </w:pPr>
-  </w:style>
-  <w:style w:type="paragraph" w:styleId="TOC8">
-    <w:name w:val="toc 8"/>
     <w:basedOn w:val="Normal"/>
     <w:next w:val="Normal"/>
     <w:uiPriority w:val="39"/>
@@ -622,6 +931,18 @@
       <w:ind w:left="1680"/>
     </w:pPr>
   </w:style>
+  <w:style w:type="paragraph" w:styleId="TOC8">
+    <w:name w:val="toc 8"/>
+    <w:basedOn w:val="Normal"/>
+    <w:next w:val="Normal"/>
+    <w:uiPriority w:val="39"/>
+    <w:semiHidden/>
+    <w:unhideWhenUsed/>
+    <w:pPr>
+      <w:spacing w:after="100"/>
+      <w:ind w:left="1960"/>
+    </w:pPr>
+  </w:style>
   <w:style w:type="paragraph" w:styleId="TOC9">
     <w:name w:val="toc 9"/>
     <w:basedOn w:val="Normal"/>
@@ -631,7 +952,7 @@
     <w:unhideWhenUsed/>
     <w:pPr>
       <w:spacing w:after="100"/>
-      <w:ind w:left="1920"/>
+      <w:ind w:left="2240"/>
     </w:pPr>
   </w:style>
   <w:style w:type="character" w:styleId="Hyperlink">
@@ -731,15 +1052,16 @@
     <w:next w:val="Normal"/>
     <w:qFormat/>
     <w:pPr>
-      <w:spacing w:after="200"/>
-      <w:jc w:val="center"/>
+      <w:spacing w:after="240" w:before="0"/>
+      <w:outlineLvl w:val="0"/>
     </w:pPr>
     <w:rPr>
       <w:rFonts w:ascii="Times New Roman" w:cs="Times New Roman" w:eastAsia="Times New Roman" w:hAnsi="Times New Roman"/>
       <w:b/>
       <w:bCs/>
-      <w:sz w:val="28"/>
-      <w:szCs w:val="28"/>
+      <w:color w:val="000000"/>
+      <w:sz w:val="30"/>
+      <w:szCs w:val="30"/>
     </w:rPr>
   </w:style>
   <w:style w:type="paragraph" w:styleId="Heading2">
@@ -747,12 +1069,17 @@
     <w:basedOn w:val="Normal"/>
     <w:next w:val="Normal"/>
     <w:qFormat/>
+    <w:pPr>
+      <w:spacing w:after="100" w:before="200"/>
+      <w:outlineLvl w:val="1"/>
+    </w:pPr>
     <w:rPr>
       <w:rFonts w:ascii="Times New Roman" w:cs="Times New Roman" w:eastAsia="Times New Roman" w:hAnsi="Times New Roman"/>
       <w:b/>
       <w:bCs/>
-      <w:sz w:val="26"/>
-      <w:szCs w:val="26"/>
+      <w:color w:val="000000"/>
+      <w:sz w:val="28"/>
+      <w:szCs w:val="28"/>
     </w:rPr>
   </w:style>
 </w:styles>
